--- a/Especializacion/Evaluaciones/2026-2/Fichas de evaluacion/06 - G-006 - Sistema web de licitaciones Agroindustrial Palma/2 - Hoja de respuestas.docx
+++ b/Especializacion/Evaluaciones/2026-2/Fichas de evaluacion/06 - G-006 - Sistema web de licitaciones Agroindustrial Palma/2 - Hoja de respuestas.docx
@@ -250,7 +250,7 @@
           <w:color w:val="2B2B2B"/>
           <w:sz w:val="22"/>
         </w:rPr>
-        <w:t xml:space="preserve"> ________________________</w:t>
+        <w:t xml:space="preserve"> _________________</w:t>
       </w:r>
     </w:p>
     <w:p>
@@ -284,7 +284,7 @@
           <w:color w:val="2B2B2B"/>
           <w:sz w:val="22"/>
         </w:rPr>
-        <w:t>Edwin Vivas Soto: ______________________________________________________</w:t>
+        <w:t>Edwin Vivas Soto: ____________________________________________________________________</w:t>
       </w:r>
     </w:p>
     <w:p>
@@ -298,7 +298,7 @@
           <w:color w:val="2B2B2B"/>
           <w:sz w:val="22"/>
         </w:rPr>
-        <w:t>Ingrid Johanna Romero Lázaro: ______________________________________________________</w:t>
+        <w:t>Ingrid Johanna Romero Lázaro: _________________________________________________________</w:t>
       </w:r>
     </w:p>
     <w:p>
@@ -312,7 +312,7 @@
           <w:color w:val="2B2B2B"/>
           <w:sz w:val="22"/>
         </w:rPr>
-        <w:t>Jimmy Leandro Calderón Rubio: ______________________________________________________</w:t>
+        <w:t>Jimmy Leandro Calderón Rubio: _________________________________________________________</w:t>
       </w:r>
     </w:p>
     <w:p>
@@ -326,327 +326,9 @@
           <w:color w:val="007433"/>
           <w:sz w:val="32"/>
         </w:rPr>
-        <w:t>A · MIENTRAS EXPONEN — marcar, no redactar</w:t>
+        <w:t>A · MIENTRAS EXPONEN — marcar ✓ ~ ✗ y escribir en la línea</w:t>
       </w:r>
     </w:p>
-    <w:tbl>
-      <w:tblPr>
-        <w:tblStyle w:val="TableGrid"/>
-        <w:tblW w:type="auto" w:w="0"/>
-        <w:tblLook w:firstColumn="1" w:firstRow="1" w:lastColumn="0" w:lastRow="0" w:noHBand="0" w:noVBand="1" w:val="04A0"/>
-      </w:tblPr>
-      <w:tblGrid>
-        <w:gridCol w:w="3264"/>
-        <w:gridCol w:w="3264"/>
-        <w:gridCol w:w="3264"/>
-      </w:tblGrid>
-      <w:tr>
-        <w:tc>
-          <w:tcPr>
-            <w:tcW w:type="dxa" w:w="3264"/>
-            <w:shd w:val="clear" w:fill="0C2340"/>
-            <w:shd w:val="clear" w:fill="0C2340"/>
-          </w:tcPr>
-          <w:p>
-            <w:r>
-              <w:rPr>
-                <w:rFonts w:ascii="Calibri" w:hAnsi="Calibri"/>
-                <w:b/>
-                <w:color w:val="FFFFFF"/>
-              </w:rPr>
-            </w:r>
-            <w:r>
-              <w:rPr>
-                <w:rFonts w:ascii="Calibri" w:hAnsi="Calibri"/>
-                <w:b/>
-                <w:color w:val="FFFFFF"/>
-                <w:sz w:val="21"/>
-              </w:rPr>
-              <w:t>Bloque (min esperados)</w:t>
-            </w:r>
-          </w:p>
-        </w:tc>
-        <w:tc>
-          <w:tcPr>
-            <w:tcW w:type="dxa" w:w="3264"/>
-            <w:shd w:val="clear" w:fill="0C2340"/>
-            <w:shd w:val="clear" w:fill="0C2340"/>
-          </w:tcPr>
-          <w:p>
-            <w:r>
-              <w:rPr>
-                <w:rFonts w:ascii="Calibri" w:hAnsi="Calibri"/>
-                <w:b/>
-                <w:color w:val="FFFFFF"/>
-              </w:rPr>
-            </w:r>
-            <w:r>
-              <w:rPr>
-                <w:rFonts w:ascii="Calibri" w:hAnsi="Calibri"/>
-                <w:b/>
-                <w:color w:val="FFFFFF"/>
-                <w:sz w:val="21"/>
-              </w:rPr>
-              <w:t>✓ ~ ✗</w:t>
-            </w:r>
-          </w:p>
-        </w:tc>
-        <w:tc>
-          <w:tcPr>
-            <w:tcW w:type="dxa" w:w="3264"/>
-            <w:shd w:val="clear" w:fill="0C2340"/>
-            <w:shd w:val="clear" w:fill="0C2340"/>
-          </w:tcPr>
-          <w:p>
-            <w:r>
-              <w:rPr>
-                <w:rFonts w:ascii="Calibri" w:hAnsi="Calibri"/>
-                <w:b/>
-                <w:color w:val="FFFFFF"/>
-              </w:rPr>
-            </w:r>
-            <w:r>
-              <w:rPr>
-                <w:rFonts w:ascii="Calibri" w:hAnsi="Calibri"/>
-                <w:b/>
-                <w:color w:val="FFFFFF"/>
-                <w:sz w:val="21"/>
-              </w:rPr>
-              <w:t>Una línea</w:t>
-            </w:r>
-          </w:p>
-        </w:tc>
-      </w:tr>
-      <w:tr>
-        <w:tc>
-          <w:tcPr>
-            <w:tcW w:type="dxa" w:w="3264"/>
-          </w:tcPr>
-          <w:p>
-            <w:r/>
-            <w:r>
-              <w:rPr>
-                <w:rFonts w:ascii="Calibri" w:hAnsi="Calibri"/>
-                <w:b w:val="0"/>
-                <w:color w:val="2B2B2B"/>
-                <w:sz w:val="20"/>
-              </w:rPr>
-              <w:t>Problema y pregunta (2 min)</w:t>
-            </w:r>
-          </w:p>
-        </w:tc>
-        <w:tc>
-          <w:tcPr>
-            <w:tcW w:type="dxa" w:w="3264"/>
-          </w:tcPr>
-          <w:p>
-            <w:r/>
-          </w:p>
-        </w:tc>
-        <w:tc>
-          <w:tcPr>
-            <w:tcW w:type="dxa" w:w="3264"/>
-          </w:tcPr>
-          <w:p>
-            <w:r/>
-          </w:p>
-        </w:tc>
-      </w:tr>
-      <w:tr>
-        <w:tc>
-          <w:tcPr>
-            <w:tcW w:type="dxa" w:w="3264"/>
-            <w:shd w:val="clear" w:fill="F5F7F5"/>
-            <w:shd w:val="clear" w:fill="F5F7F5"/>
-          </w:tcPr>
-          <w:p>
-            <w:r/>
-            <w:r>
-              <w:rPr>
-                <w:rFonts w:ascii="Calibri" w:hAnsi="Calibri"/>
-                <w:b w:val="0"/>
-                <w:color w:val="2B2B2B"/>
-                <w:sz w:val="20"/>
-              </w:rPr>
-              <w:t>Objetivos (1 min)</w:t>
-            </w:r>
-          </w:p>
-        </w:tc>
-        <w:tc>
-          <w:tcPr>
-            <w:tcW w:type="dxa" w:w="3264"/>
-            <w:shd w:val="clear" w:fill="F5F7F5"/>
-            <w:shd w:val="clear" w:fill="F5F7F5"/>
-          </w:tcPr>
-          <w:p>
-            <w:r/>
-          </w:p>
-        </w:tc>
-        <w:tc>
-          <w:tcPr>
-            <w:tcW w:type="dxa" w:w="3264"/>
-            <w:shd w:val="clear" w:fill="F5F7F5"/>
-            <w:shd w:val="clear" w:fill="F5F7F5"/>
-          </w:tcPr>
-          <w:p>
-            <w:r/>
-          </w:p>
-        </w:tc>
-      </w:tr>
-      <w:tr>
-        <w:tc>
-          <w:tcPr>
-            <w:tcW w:type="dxa" w:w="3264"/>
-          </w:tcPr>
-          <w:p>
-            <w:r/>
-            <w:r>
-              <w:rPr>
-                <w:rFonts w:ascii="Calibri" w:hAnsi="Calibri"/>
-                <w:b w:val="0"/>
-                <w:color w:val="2B2B2B"/>
-                <w:sz w:val="20"/>
-              </w:rPr>
-              <w:t>Método (2-3 min)</w:t>
-            </w:r>
-          </w:p>
-        </w:tc>
-        <w:tc>
-          <w:tcPr>
-            <w:tcW w:type="dxa" w:w="3264"/>
-          </w:tcPr>
-          <w:p>
-            <w:r/>
-          </w:p>
-        </w:tc>
-        <w:tc>
-          <w:tcPr>
-            <w:tcW w:type="dxa" w:w="3264"/>
-          </w:tcPr>
-          <w:p>
-            <w:r/>
-          </w:p>
-        </w:tc>
-      </w:tr>
-      <w:tr>
-        <w:tc>
-          <w:tcPr>
-            <w:tcW w:type="dxa" w:w="3264"/>
-            <w:shd w:val="clear" w:fill="F5F7F5"/>
-            <w:shd w:val="clear" w:fill="F5F7F5"/>
-          </w:tcPr>
-          <w:p>
-            <w:r/>
-            <w:r>
-              <w:rPr>
-                <w:rFonts w:ascii="Calibri" w:hAnsi="Calibri"/>
-                <w:b w:val="0"/>
-                <w:color w:val="2B2B2B"/>
-                <w:sz w:val="20"/>
-              </w:rPr>
-              <w:t>Resultados (3 min)</w:t>
-            </w:r>
-          </w:p>
-        </w:tc>
-        <w:tc>
-          <w:tcPr>
-            <w:tcW w:type="dxa" w:w="3264"/>
-            <w:shd w:val="clear" w:fill="F5F7F5"/>
-            <w:shd w:val="clear" w:fill="F5F7F5"/>
-          </w:tcPr>
-          <w:p>
-            <w:r/>
-          </w:p>
-        </w:tc>
-        <w:tc>
-          <w:tcPr>
-            <w:tcW w:type="dxa" w:w="3264"/>
-            <w:shd w:val="clear" w:fill="F5F7F5"/>
-            <w:shd w:val="clear" w:fill="F5F7F5"/>
-          </w:tcPr>
-          <w:p>
-            <w:r/>
-          </w:p>
-        </w:tc>
-      </w:tr>
-      <w:tr>
-        <w:tc>
-          <w:tcPr>
-            <w:tcW w:type="dxa" w:w="3264"/>
-          </w:tcPr>
-          <w:p>
-            <w:r/>
-            <w:r>
-              <w:rPr>
-                <w:rFonts w:ascii="Calibri" w:hAnsi="Calibri"/>
-                <w:b w:val="0"/>
-                <w:color w:val="2B2B2B"/>
-                <w:sz w:val="20"/>
-              </w:rPr>
-              <w:t>Discusión y conclusión (2-3 min)</w:t>
-            </w:r>
-          </w:p>
-        </w:tc>
-        <w:tc>
-          <w:tcPr>
-            <w:tcW w:type="dxa" w:w="3264"/>
-          </w:tcPr>
-          <w:p>
-            <w:r/>
-          </w:p>
-        </w:tc>
-        <w:tc>
-          <w:tcPr>
-            <w:tcW w:type="dxa" w:w="3264"/>
-          </w:tcPr>
-          <w:p>
-            <w:r/>
-          </w:p>
-        </w:tc>
-      </w:tr>
-      <w:tr>
-        <w:tc>
-          <w:tcPr>
-            <w:tcW w:type="dxa" w:w="3264"/>
-            <w:shd w:val="clear" w:fill="F5F7F5"/>
-            <w:shd w:val="clear" w:fill="F5F7F5"/>
-          </w:tcPr>
-          <w:p>
-            <w:r/>
-            <w:r>
-              <w:rPr>
-                <w:rFonts w:ascii="Calibri" w:hAnsi="Calibri"/>
-                <w:b w:val="0"/>
-                <w:color w:val="2B2B2B"/>
-                <w:sz w:val="20"/>
-              </w:rPr>
-              <w:t>Aporte y cierre (1 min)</w:t>
-            </w:r>
-          </w:p>
-        </w:tc>
-        <w:tc>
-          <w:tcPr>
-            <w:tcW w:type="dxa" w:w="3264"/>
-            <w:shd w:val="clear" w:fill="F5F7F5"/>
-            <w:shd w:val="clear" w:fill="F5F7F5"/>
-          </w:tcPr>
-          <w:p>
-            <w:r/>
-          </w:p>
-        </w:tc>
-        <w:tc>
-          <w:tcPr>
-            <w:tcW w:type="dxa" w:w="3264"/>
-            <w:shd w:val="clear" w:fill="F5F7F5"/>
-            <w:shd w:val="clear" w:fill="F5F7F5"/>
-          </w:tcPr>
-          <w:p>
-            <w:r/>
-          </w:p>
-        </w:tc>
-      </w:tr>
-    </w:tbl>
-    <w:p/>
     <w:p>
       <w:r>
         <w:rPr>
@@ -709,6 +391,174 @@
       </w:r>
     </w:p>
     <w:p>
+      <w:r>
+        <w:rPr>
+          <w:rFonts w:ascii="Calibri" w:hAnsi="Calibri"/>
+          <w:b/>
+          <w:color w:val="2B2B2B"/>
+          <w:sz w:val="22"/>
+        </w:rPr>
+        <w:t>Problema y pregunta (2 min)</w:t>
+      </w:r>
+      <w:r>
+        <w:rPr>
+          <w:rFonts w:ascii="Calibri" w:hAnsi="Calibri"/>
+          <w:b w:val="0"/>
+          <w:color w:val="2B2B2B"/>
+          <w:sz w:val="22"/>
+        </w:rPr>
+        <w:t xml:space="preserve"> ✓ ~ ✗ · __________________________________________________________</w:t>
+      </w:r>
+    </w:p>
+    <w:p>
+      <w:r>
+        <w:rPr>
+          <w:rFonts w:ascii="Calibri" w:hAnsi="Calibri"/>
+          <w:b/>
+          <w:color w:val="2B2B2B"/>
+          <w:sz w:val="22"/>
+        </w:rPr>
+        <w:t>Objetivos (1 min)</w:t>
+      </w:r>
+      <w:r>
+        <w:rPr>
+          <w:rFonts w:ascii="Calibri" w:hAnsi="Calibri"/>
+          <w:b w:val="0"/>
+          <w:color w:val="2B2B2B"/>
+          <w:sz w:val="22"/>
+        </w:rPr>
+        <w:t xml:space="preserve"> ✓ ~ ✗ · ___________________________________________________________________</w:t>
+      </w:r>
+    </w:p>
+    <w:p>
+      <w:r>
+        <w:rPr>
+          <w:rFonts w:ascii="Calibri" w:hAnsi="Calibri"/>
+          <w:b/>
+          <w:color w:val="2B2B2B"/>
+          <w:sz w:val="22"/>
+        </w:rPr>
+        <w:t>Método (2-3 min)</w:t>
+      </w:r>
+      <w:r>
+        <w:rPr>
+          <w:rFonts w:ascii="Calibri" w:hAnsi="Calibri"/>
+          <w:b w:val="0"/>
+          <w:color w:val="2B2B2B"/>
+          <w:sz w:val="22"/>
+        </w:rPr>
+        <w:t xml:space="preserve"> ✓ ~ ✗ · ___________________________________________________________________</w:t>
+      </w:r>
+    </w:p>
+    <w:p>
+      <w:r>
+        <w:rPr>
+          <w:rFonts w:ascii="Calibri" w:hAnsi="Calibri"/>
+          <w:b/>
+          <w:color w:val="2B2B2B"/>
+          <w:sz w:val="22"/>
+        </w:rPr>
+        <w:t>Resultados (3 min)</w:t>
+      </w:r>
+      <w:r>
+        <w:rPr>
+          <w:rFonts w:ascii="Calibri" w:hAnsi="Calibri"/>
+          <w:b w:val="0"/>
+          <w:color w:val="2B2B2B"/>
+          <w:sz w:val="22"/>
+        </w:rPr>
+        <w:t xml:space="preserve"> ✓ ~ ✗ · __________________________________________________________________</w:t>
+      </w:r>
+    </w:p>
+    <w:p>
+      <w:r>
+        <w:rPr>
+          <w:rFonts w:ascii="Calibri" w:hAnsi="Calibri"/>
+          <w:b/>
+          <w:color w:val="2B2B2B"/>
+          <w:sz w:val="22"/>
+        </w:rPr>
+        <w:t>Discusión y conclusión (2-3 min)</w:t>
+      </w:r>
+      <w:r>
+        <w:rPr>
+          <w:rFonts w:ascii="Calibri" w:hAnsi="Calibri"/>
+          <w:b w:val="0"/>
+          <w:color w:val="2B2B2B"/>
+          <w:sz w:val="22"/>
+        </w:rPr>
+        <w:t xml:space="preserve"> ✓ ~ ✗ · _______________________________________________________</w:t>
+      </w:r>
+    </w:p>
+    <w:p>
+      <w:r>
+        <w:rPr>
+          <w:rFonts w:ascii="Calibri" w:hAnsi="Calibri"/>
+          <w:b/>
+          <w:color w:val="2B2B2B"/>
+          <w:sz w:val="22"/>
+        </w:rPr>
+        <w:t>Aporte y cierre (1 min)</w:t>
+      </w:r>
+      <w:r>
+        <w:rPr>
+          <w:rFonts w:ascii="Calibri" w:hAnsi="Calibri"/>
+          <w:b w:val="0"/>
+          <w:color w:val="2B2B2B"/>
+          <w:sz w:val="22"/>
+        </w:rPr>
+        <w:t xml:space="preserve"> ✓ ~ ✗ · _______________________________________________________________</w:t>
+      </w:r>
+    </w:p>
+    <w:p>
+      <w:r>
+        <w:rPr>
+          <w:rFonts w:ascii="Calibri" w:hAnsi="Calibri"/>
+          <w:b/>
+          <w:color w:val="2B2B2B"/>
+          <w:sz w:val="22"/>
+        </w:rPr>
+        <w:t>REQUISITOS PARA 4,6+ — marcarlos aquí, cuando ocurran</w:t>
+      </w:r>
+      <w:r>
+        <w:rPr>
+          <w:rFonts w:ascii="Calibri" w:hAnsi="Calibri"/>
+          <w:b w:val="0"/>
+          <w:color w:val="2B2B2B"/>
+          <w:sz w:val="22"/>
+        </w:rPr>
+        <w:t xml:space="preserve"> (§7 de la ficha; se cumplen durante la exposición, no al final)</w:t>
+      </w:r>
+    </w:p>
+    <w:p>
+      <w:pPr>
+        <w:pStyle w:val="ListBullet"/>
+      </w:pPr>
+      <w:r>
+        <w:rPr>
+          <w:rFonts w:ascii="Calibri" w:hAnsi="Calibri"/>
+          <w:b w:val="0"/>
+          <w:color w:val="2B2B2B"/>
+          <w:sz w:val="22"/>
+        </w:rPr>
+        <w:t>[ ] Que el sistema se vea o se explique operando sobre una licitación real, con la cifra de concordancia entre proveedor sugerido y adjudicado</w:t>
+      </w:r>
+    </w:p>
+    <w:p>
+      <w:pPr>
+        <w:pStyle w:val="ListBullet"/>
+      </w:pPr>
+      <w:r>
+        <w:rPr>
+          <w:rFonts w:ascii="Calibri" w:hAnsi="Calibri"/>
+          <w:b w:val="0"/>
+          <w:color w:val="2B2B2B"/>
+          <w:sz w:val="22"/>
+        </w:rPr>
+        <w:t>[ ] Que asuman que lo medido es adopción ADKAR y no las cinco dimensiones de la p. 76, con origen claro del 35 %. Más las 32 horas explicadas y que los tres respondan</w:t>
+      </w:r>
+    </w:p>
+    <w:p>
       <w:pPr>
         <w:spacing w:before="200" w:after="60"/>
       </w:pPr>
@@ -720,6 +570,22 @@
           <w:sz w:val="32"/>
         </w:rPr>
         <w:t>B · CONDICIONALES (§6 de la ficha) — marcar oyendo; cada marca elige la pregunta</w:t>
+      </w:r>
+    </w:p>
+    <w:p>
+      <w:pPr>
+        <w:ind w:left="432"/>
+        <w:shd w:val="clear" w:fill="E8F5EC"/>
+      </w:pPr>
+      <w:r>
+        <w:rPr>
+          <w:rFonts w:ascii="Calibri" w:hAnsi="Calibri"/>
+          <w:b w:val="0"/>
+          <w:i/>
+          <w:color w:val="2B2B2B"/>
+          <w:sz w:val="21"/>
+        </w:rPr>
+        <w:t>Lo que va entre « » se lee tal cual. La página en negrita es la que sostiene la pregunta: si la respuesta la contradice, se anota abajo con esa página.</w:t>
       </w:r>
     </w:p>
     <w:p>
@@ -747,7 +613,16 @@
           <w:color w:val="2B2B2B"/>
           <w:sz w:val="22"/>
         </w:rPr>
-        <w:t>[ ] Si solo mostraron capturas o un video → pedir que expliquen el motor de ponderación por dentro</w:t>
+        <w:t xml:space="preserve">[ ] Si solo mostraron capturas o un video → pedir que expliquen el motor de ponderación por dentro  </w:t>
+      </w:r>
+      <w:r>
+        <w:rPr>
+          <w:rFonts w:ascii="Calibri" w:hAnsi="Calibri"/>
+          <w:b/>
+          <w:color w:val="2B2B2B"/>
+          <w:sz w:val="22"/>
+        </w:rPr>
+        <w:t>(p. 142)</w:t>
       </w:r>
     </w:p>
     <w:p>
@@ -762,6 +637,20 @@
           <w:sz w:val="22"/>
         </w:rPr>
         <w:t>[ ] Si presentaron la reducción del ciclo como «proyectada» (diap. 5) y no llevaron la Tabla 55 → P3</w:t>
+      </w:r>
+    </w:p>
+    <w:p>
+      <w:pPr>
+        <w:pStyle w:val="ListBullet2"/>
+      </w:pPr>
+      <w:r>
+        <w:rPr>
+          <w:rFonts w:ascii="Calibri" w:hAnsi="Calibri"/>
+          <w:b w:val="0"/>
+          <w:color w:val="2B2B2B"/>
+          <w:sz w:val="22"/>
+        </w:rPr>
+        <w:t>Preguntar así: «¿Cuál es el dato medido a hoy?»</w:t>
       </w:r>
     </w:p>
     <w:p>
@@ -789,7 +678,16 @@
           <w:color w:val="2B2B2B"/>
           <w:sz w:val="22"/>
         </w:rPr>
-        <w:t>[ ] Si afirmaron «100 % de éxito en UAT» sin matizar → pedir alcance y quién firmó</w:t>
+        <w:t xml:space="preserve">[ ] Si afirmaron «100 % de éxito en UAT» sin matizar → pedir alcance y quién firmó  </w:t>
+      </w:r>
+      <w:r>
+        <w:rPr>
+          <w:rFonts w:ascii="Calibri" w:hAnsi="Calibri"/>
+          <w:b/>
+          <w:color w:val="2B2B2B"/>
+          <w:sz w:val="22"/>
+        </w:rPr>
+        <w:t>(p. 240)</w:t>
       </w:r>
     </w:p>
     <w:p>
@@ -803,7 +701,16 @@
           <w:color w:val="2B2B2B"/>
           <w:sz w:val="22"/>
         </w:rPr>
-        <w:t>[ ] Si dijeron que la madurez digital subió 53 % → P1, directa</w:t>
+        <w:t xml:space="preserve">[ ] Si dijeron que la madurez digital subió 53 % → P1, directa  </w:t>
+      </w:r>
+      <w:r>
+        <w:rPr>
+          <w:rFonts w:ascii="Calibri" w:hAnsi="Calibri"/>
+          <w:b/>
+          <w:color w:val="2B2B2B"/>
+          <w:sz w:val="22"/>
+        </w:rPr>
+        <w:t>(p. 233)</w:t>
       </w:r>
     </w:p>
     <w:p>
@@ -817,7 +724,16 @@
           <w:color w:val="2B2B2B"/>
           <w:sz w:val="22"/>
         </w:rPr>
-        <w:t>[ ] Si dijeron que el sistema «elimina la subjetividad» de la adjudicación → P2</w:t>
+        <w:t xml:space="preserve">[ ] Si dijeron que el sistema «elimina la subjetividad» de la adjudicación → P2  </w:t>
+      </w:r>
+      <w:r>
+        <w:rPr>
+          <w:rFonts w:ascii="Calibri" w:hAnsi="Calibri"/>
+          <w:b/>
+          <w:color w:val="2B2B2B"/>
+          <w:sz w:val="22"/>
+        </w:rPr>
+        <w:t>(p. 226)</w:t>
       </w:r>
     </w:p>
     <w:p>
@@ -831,7 +747,172 @@
           <w:color w:val="2B2B2B"/>
           <w:sz w:val="22"/>
         </w:rPr>
-        <w:t>[ ] Si solo habló un integrante → repartir: uno el motor, otro el ADKAR, otro los datos</w:t>
+        <w:t>[ ] Si mencionaron integración con ERP como algo ya hecho → contrastar con las limitaciones (pp. 28, 30), donde está excluida del alcance</w:t>
+      </w:r>
+    </w:p>
+    <w:p>
+      <w:pPr>
+        <w:pStyle w:val="ListBullet"/>
+      </w:pPr>
+      <w:r>
+        <w:rPr>
+          <w:rFonts w:ascii="Calibri" w:hAnsi="Calibri"/>
+          <w:b w:val="0"/>
+          <w:color w:val="2B2B2B"/>
+          <w:sz w:val="22"/>
+        </w:rPr>
+        <w:t>[ ] Si se pasaron del tiempo y saltaron resultados → ir directo al objetivo 4</w:t>
+      </w:r>
+    </w:p>
+    <w:p>
+      <w:pPr>
+        <w:pStyle w:val="ListBullet2"/>
+      </w:pPr>
+      <w:r>
+        <w:rPr>
+          <w:rFonts w:ascii="Calibri" w:hAnsi="Calibri"/>
+          <w:b w:val="0"/>
+          <w:color w:val="2B2B2B"/>
+          <w:sz w:val="22"/>
+        </w:rPr>
+        <w:t>Preguntar así: «en 30 segundos, ¿qué midieron antes y después, con qué instrumento?»</w:t>
+      </w:r>
+    </w:p>
+    <w:p>
+      <w:pPr>
+        <w:pStyle w:val="ListBullet"/>
+      </w:pPr>
+      <w:r>
+        <w:rPr>
+          <w:rFonts w:ascii="Calibri" w:hAnsi="Calibri"/>
+          <w:b w:val="0"/>
+          <w:color w:val="2B2B2B"/>
+          <w:sz w:val="22"/>
+        </w:rPr>
+        <w:t xml:space="preserve">[ ] Si solo habló un integrante → repartir: uno el motor, otro el ADKAR, otro los datos  </w:t>
+      </w:r>
+      <w:r>
+        <w:rPr>
+          <w:rFonts w:ascii="Calibri" w:hAnsi="Calibri"/>
+          <w:b/>
+          <w:color w:val="2B2B2B"/>
+          <w:sz w:val="22"/>
+        </w:rPr>
+        <w:t>(pp. 143-144)</w:t>
+      </w:r>
+    </w:p>
+    <w:p>
+      <w:pPr>
+        <w:pStyle w:val="ListBullet"/>
+      </w:pPr>
+      <w:r>
+        <w:rPr>
+          <w:rFonts w:ascii="Calibri" w:hAnsi="Calibri"/>
+          <w:b w:val="0"/>
+          <w:color w:val="2B2B2B"/>
+          <w:sz w:val="22"/>
+        </w:rPr>
+        <w:t>[ ] Si el que expone lo técnico no puede explicar el ADKAR, o viceversa → no insistir: anotarlo como dominio parcial del equipo y usarlo al calibrar la nota, no para acorralar en público</w:t>
+      </w:r>
+    </w:p>
+    <w:p>
+      <w:pPr>
+        <w:pStyle w:val="ListBullet"/>
+      </w:pPr>
+      <w:r>
+        <w:rPr>
+          <w:rFonts w:ascii="Calibri" w:hAnsi="Calibri"/>
+          <w:b w:val="0"/>
+          <w:color w:val="2B2B2B"/>
+          <w:sz w:val="22"/>
+        </w:rPr>
+        <w:t>[ ] Si leyeron las diapositivas palabra por palabra → no se pregunta, se anota: afecta claridad y dominio</w:t>
+      </w:r>
+    </w:p>
+    <w:p>
+      <w:r>
+        <w:rPr>
+          <w:rFonts w:ascii="Calibri" w:hAnsi="Calibri"/>
+          <w:b/>
+          <w:color w:val="2B2B2B"/>
+          <w:sz w:val="22"/>
+        </w:rPr>
+        <w:t>RESPUESTAS A LOS CONDICIONALES Y A LA RESERVA</w:t>
+      </w:r>
+      <w:r>
+        <w:rPr>
+          <w:rFonts w:ascii="Calibri" w:hAnsi="Calibri"/>
+          <w:b w:val="0"/>
+          <w:color w:val="2B2B2B"/>
+          <w:sz w:val="22"/>
+        </w:rPr>
+        <w:t xml:space="preserve"> — número del condicional (o «R» si es de reserva) y lo que contestó, con cifras y nombres tal como los diga.</w:t>
+      </w:r>
+    </w:p>
+    <w:p>
+      <w:r>
+        <w:rPr>
+          <w:rFonts w:ascii="Calibri" w:hAnsi="Calibri"/>
+          <w:b w:val="0"/>
+          <w:color w:val="2B2B2B"/>
+          <w:sz w:val="22"/>
+        </w:rPr>
+        <w:t>____  ___________________________________________________________________________________</w:t>
+      </w:r>
+    </w:p>
+    <w:p>
+      <w:r>
+        <w:rPr>
+          <w:rFonts w:ascii="Calibri" w:hAnsi="Calibri"/>
+          <w:b w:val="0"/>
+          <w:color w:val="2B2B2B"/>
+          <w:sz w:val="22"/>
+        </w:rPr>
+        <w:t>____  ___________________________________________________________________________________</w:t>
+      </w:r>
+    </w:p>
+    <w:p>
+      <w:r>
+        <w:rPr>
+          <w:rFonts w:ascii="Calibri" w:hAnsi="Calibri"/>
+          <w:b w:val="0"/>
+          <w:color w:val="2B2B2B"/>
+          <w:sz w:val="22"/>
+        </w:rPr>
+        <w:t>____  ___________________________________________________________________________________</w:t>
+      </w:r>
+    </w:p>
+    <w:p>
+      <w:r>
+        <w:rPr>
+          <w:rFonts w:ascii="Calibri" w:hAnsi="Calibri"/>
+          <w:b w:val="0"/>
+          <w:color w:val="2B2B2B"/>
+          <w:sz w:val="22"/>
+        </w:rPr>
+        <w:t>____  ___________________________________________________________________________________</w:t>
+      </w:r>
+    </w:p>
+    <w:p>
+      <w:r>
+        <w:rPr>
+          <w:rFonts w:ascii="Calibri" w:hAnsi="Calibri"/>
+          <w:b w:val="0"/>
+          <w:color w:val="2B2B2B"/>
+          <w:sz w:val="22"/>
+        </w:rPr>
+        <w:t>____  ___________________________________________________________________________________</w:t>
+      </w:r>
+    </w:p>
+    <w:p>
+      <w:r>
+        <w:rPr>
+          <w:rFonts w:ascii="Calibri" w:hAnsi="Calibri"/>
+          <w:b w:val="0"/>
+          <w:color w:val="2B2B2B"/>
+          <w:sz w:val="22"/>
+        </w:rPr>
+        <w:t>____  ___________________________________________________________________________________</w:t>
       </w:r>
     </w:p>
     <w:p>
@@ -892,7 +973,7 @@
           <w:color w:val="111111"/>
           <w:sz w:val="21"/>
         </w:rPr>
-        <w:t>Frase textual: ______________________________________________________________________</w:t>
+        <w:t>Frase textual:</w:t>
       </w:r>
     </w:p>
     <w:p>
@@ -949,7 +1030,7 @@
           <w:color w:val="111111"/>
           <w:sz w:val="21"/>
         </w:rPr>
-        <w:t>Frase textual: ______________________________________________________________________</w:t>
+        <w:t>Frase textual:</w:t>
       </w:r>
     </w:p>
     <w:p>
@@ -1006,7 +1087,7 @@
           <w:color w:val="111111"/>
           <w:sz w:val="21"/>
         </w:rPr>
-        <w:t>Frase textual: ______________________________________________________________________</w:t>
+        <w:t>Frase textual:</w:t>
       </w:r>
     </w:p>
     <w:p>
@@ -1064,29 +1145,6 @@
           <w:color w:val="2B2B2B"/>
           <w:sz w:val="22"/>
         </w:rPr>
-        <w:t>Para 4,6+ hacen falta las dos cosas:</w:t>
-      </w:r>
-      <w:r>
-        <w:rPr>
-          <w:rFonts w:ascii="Calibri" w:hAnsi="Calibri"/>
-          <w:b w:val="0"/>
-          <w:color w:val="2B2B2B"/>
-          <w:sz w:val="22"/>
-        </w:rPr>
-        <w:t xml:space="preserve"> (a) que el sistema se vea o se explique operando sobre una licitación real, con la cifra de concordancia entre proveedor sugerido y adjudicado; (b) que asuman que lo medido es adopción ADKAR y no las cinco dimensiones de la p. 76, con origen claro del 35 %. Más las 32 horas explicadas y que los tres respondan.</w:t>
-      </w:r>
-    </w:p>
-    <w:p>
-      <w:pPr>
-        <w:pStyle w:val="ListBullet"/>
-      </w:pPr>
-      <w:r>
-        <w:rPr>
-          <w:rFonts w:ascii="Calibri" w:hAnsi="Calibri"/>
-          <w:b/>
-          <w:color w:val="2B2B2B"/>
-          <w:sz w:val="22"/>
-        </w:rPr>
         <w:t>Sin la concordancia ranking-adjudicación y sin el origen del 35 %, difícilmente pasa de 4,4.</w:t>
       </w:r>
     </w:p>
@@ -1110,320 +1168,147 @@
         <w:t xml:space="preserve"> 4,2 – 4,6. El producto no está en duda; la medición del impacto sí.</w:t>
       </w:r>
     </w:p>
-    <w:tbl>
-      <w:tblPr>
-        <w:tblStyle w:val="TableGrid"/>
-        <w:tblW w:type="auto" w:w="0"/>
-        <w:tblLook w:firstColumn="1" w:firstRow="1" w:lastColumn="0" w:lastRow="0" w:noHBand="0" w:noVBand="1" w:val="04A0"/>
-      </w:tblPr>
-      <w:tblGrid>
-        <w:gridCol w:w="3264"/>
-        <w:gridCol w:w="3264"/>
-        <w:gridCol w:w="3264"/>
-      </w:tblGrid>
-      <w:tr>
-        <w:tc>
-          <w:tcPr>
-            <w:tcW w:type="dxa" w:w="3264"/>
-            <w:shd w:val="clear" w:fill="0C2340"/>
-            <w:shd w:val="clear" w:fill="0C2340"/>
-          </w:tcPr>
-          <w:p>
-            <w:r>
-              <w:rPr>
-                <w:rFonts w:ascii="Calibri" w:hAnsi="Calibri"/>
-                <w:b/>
-                <w:color w:val="FFFFFF"/>
-              </w:rPr>
-            </w:r>
-            <w:r>
-              <w:rPr>
-                <w:rFonts w:ascii="Calibri" w:hAnsi="Calibri"/>
-                <w:b/>
-                <w:color w:val="FFFFFF"/>
-                <w:sz w:val="21"/>
-              </w:rPr>
-              <w:t>Criterio</w:t>
-            </w:r>
-          </w:p>
-        </w:tc>
-        <w:tc>
-          <w:tcPr>
-            <w:tcW w:type="dxa" w:w="3264"/>
-            <w:shd w:val="clear" w:fill="0C2340"/>
-            <w:shd w:val="clear" w:fill="0C2340"/>
-          </w:tcPr>
-          <w:p>
-            <w:r>
-              <w:rPr>
-                <w:rFonts w:ascii="Calibri" w:hAnsi="Calibri"/>
-                <w:b/>
-                <w:color w:val="FFFFFF"/>
-              </w:rPr>
-            </w:r>
-            <w:r>
-              <w:rPr>
-                <w:rFonts w:ascii="Calibri" w:hAnsi="Calibri"/>
-                <w:b/>
-                <w:color w:val="FFFFFF"/>
-                <w:sz w:val="21"/>
-              </w:rPr>
-              <w:t>Rodear</w:t>
-            </w:r>
-          </w:p>
-        </w:tc>
-        <w:tc>
-          <w:tcPr>
-            <w:tcW w:type="dxa" w:w="3264"/>
-            <w:shd w:val="clear" w:fill="0C2340"/>
-            <w:shd w:val="clear" w:fill="0C2340"/>
-          </w:tcPr>
-          <w:p>
-            <w:r>
-              <w:rPr>
-                <w:rFonts w:ascii="Calibri" w:hAnsi="Calibri"/>
-                <w:b/>
-                <w:color w:val="FFFFFF"/>
-              </w:rPr>
-            </w:r>
-            <w:r>
-              <w:rPr>
-                <w:rFonts w:ascii="Calibri" w:hAnsi="Calibri"/>
-                <w:b/>
-                <w:color w:val="FFFFFF"/>
-                <w:sz w:val="21"/>
-              </w:rPr>
-              <w:t>Nota</w:t>
-            </w:r>
-          </w:p>
-        </w:tc>
-      </w:tr>
-      <w:tr>
-        <w:tc>
-          <w:tcPr>
-            <w:tcW w:type="dxa" w:w="3264"/>
-          </w:tcPr>
-          <w:p>
-            <w:r/>
-            <w:r>
-              <w:rPr>
-                <w:rFonts w:ascii="Calibri" w:hAnsi="Calibri"/>
-                <w:b w:val="0"/>
-                <w:color w:val="2B2B2B"/>
-                <w:sz w:val="20"/>
-              </w:rPr>
-              <w:t>Dominio del tema</w:t>
-            </w:r>
-          </w:p>
-        </w:tc>
-        <w:tc>
-          <w:tcPr>
-            <w:tcW w:type="dxa" w:w="3264"/>
-          </w:tcPr>
-          <w:p>
-            <w:r/>
-            <w:r>
-              <w:rPr>
-                <w:rFonts w:ascii="Calibri" w:hAnsi="Calibri"/>
-                <w:b w:val="0"/>
-                <w:color w:val="2B2B2B"/>
-                <w:sz w:val="20"/>
-              </w:rPr>
-              <w:t>0,1–2,9 · 3,0–3,5 · 3,6–4,5 · 4,6–5,0</w:t>
-            </w:r>
-          </w:p>
-        </w:tc>
-        <w:tc>
-          <w:tcPr>
-            <w:tcW w:type="dxa" w:w="3264"/>
-          </w:tcPr>
-          <w:p>
-            <w:r/>
-            <w:r>
-              <w:rPr>
-                <w:rFonts w:ascii="Calibri" w:hAnsi="Calibri"/>
-                <w:b w:val="0"/>
-                <w:color w:val="2B2B2B"/>
-                <w:sz w:val="20"/>
-              </w:rPr>
-              <w:t>____</w:t>
-            </w:r>
-          </w:p>
-        </w:tc>
-      </w:tr>
-      <w:tr>
-        <w:tc>
-          <w:tcPr>
-            <w:tcW w:type="dxa" w:w="3264"/>
-            <w:shd w:val="clear" w:fill="F5F7F5"/>
-            <w:shd w:val="clear" w:fill="F5F7F5"/>
-          </w:tcPr>
-          <w:p>
-            <w:r/>
-            <w:r>
-              <w:rPr>
-                <w:rFonts w:ascii="Calibri" w:hAnsi="Calibri"/>
-                <w:b w:val="0"/>
-                <w:color w:val="2B2B2B"/>
-                <w:sz w:val="20"/>
-              </w:rPr>
-              <w:t>Claridad</w:t>
-            </w:r>
-          </w:p>
-        </w:tc>
-        <w:tc>
-          <w:tcPr>
-            <w:tcW w:type="dxa" w:w="3264"/>
-            <w:shd w:val="clear" w:fill="F5F7F5"/>
-            <w:shd w:val="clear" w:fill="F5F7F5"/>
-          </w:tcPr>
-          <w:p>
-            <w:r/>
-            <w:r>
-              <w:rPr>
-                <w:rFonts w:ascii="Calibri" w:hAnsi="Calibri"/>
-                <w:b w:val="0"/>
-                <w:color w:val="2B2B2B"/>
-                <w:sz w:val="20"/>
-              </w:rPr>
-              <w:t>0,1–2,9 · 3,0–3,5 · 3,6–4,5 · 4,6–5,0</w:t>
-            </w:r>
-          </w:p>
-        </w:tc>
-        <w:tc>
-          <w:tcPr>
-            <w:tcW w:type="dxa" w:w="3264"/>
-            <w:shd w:val="clear" w:fill="F5F7F5"/>
-            <w:shd w:val="clear" w:fill="F5F7F5"/>
-          </w:tcPr>
-          <w:p>
-            <w:r/>
-            <w:r>
-              <w:rPr>
-                <w:rFonts w:ascii="Calibri" w:hAnsi="Calibri"/>
-                <w:b w:val="0"/>
-                <w:color w:val="2B2B2B"/>
-                <w:sz w:val="20"/>
-              </w:rPr>
-              <w:t>____</w:t>
-            </w:r>
-          </w:p>
-        </w:tc>
-      </w:tr>
-      <w:tr>
-        <w:tc>
-          <w:tcPr>
-            <w:tcW w:type="dxa" w:w="3264"/>
-          </w:tcPr>
-          <w:p>
-            <w:r/>
-            <w:r>
-              <w:rPr>
-                <w:rFonts w:ascii="Calibri" w:hAnsi="Calibri"/>
-                <w:b w:val="0"/>
-                <w:color w:val="2B2B2B"/>
-                <w:sz w:val="20"/>
-              </w:rPr>
-              <w:t>Coherencia del documento</w:t>
-            </w:r>
-          </w:p>
-        </w:tc>
-        <w:tc>
-          <w:tcPr>
-            <w:tcW w:type="dxa" w:w="3264"/>
-          </w:tcPr>
-          <w:p>
-            <w:r/>
-            <w:r>
-              <w:rPr>
-                <w:rFonts w:ascii="Calibri" w:hAnsi="Calibri"/>
-                <w:b w:val="0"/>
-                <w:color w:val="2B2B2B"/>
-                <w:sz w:val="20"/>
-              </w:rPr>
-              <w:t>0,1–2,9 · 3,0–3,5 · 3,6–4,5 · 4,6–5,0</w:t>
-            </w:r>
-          </w:p>
-        </w:tc>
-        <w:tc>
-          <w:tcPr>
-            <w:tcW w:type="dxa" w:w="3264"/>
-          </w:tcPr>
-          <w:p>
-            <w:r/>
-            <w:r>
-              <w:rPr>
-                <w:rFonts w:ascii="Calibri" w:hAnsi="Calibri"/>
-                <w:b w:val="0"/>
-                <w:color w:val="2B2B2B"/>
-                <w:sz w:val="20"/>
-              </w:rPr>
-              <w:t>____</w:t>
-            </w:r>
-          </w:p>
-        </w:tc>
-      </w:tr>
-      <w:tr>
-        <w:tc>
-          <w:tcPr>
-            <w:tcW w:type="dxa" w:w="3264"/>
-            <w:shd w:val="clear" w:fill="F5F7F5"/>
-            <w:shd w:val="clear" w:fill="F5F7F5"/>
-          </w:tcPr>
-          <w:p>
-            <w:r/>
-            <w:r>
-              <w:rPr>
-                <w:rFonts w:ascii="Calibri" w:hAnsi="Calibri"/>
-                <w:b w:val="0"/>
-                <w:color w:val="2B2B2B"/>
-                <w:sz w:val="20"/>
-              </w:rPr>
-              <w:t>Capacidad de defensa</w:t>
-            </w:r>
-          </w:p>
-        </w:tc>
-        <w:tc>
-          <w:tcPr>
-            <w:tcW w:type="dxa" w:w="3264"/>
-            <w:shd w:val="clear" w:fill="F5F7F5"/>
-            <w:shd w:val="clear" w:fill="F5F7F5"/>
-          </w:tcPr>
-          <w:p>
-            <w:r/>
-            <w:r>
-              <w:rPr>
-                <w:rFonts w:ascii="Calibri" w:hAnsi="Calibri"/>
-                <w:b w:val="0"/>
-                <w:color w:val="2B2B2B"/>
-                <w:sz w:val="20"/>
-              </w:rPr>
-              <w:t>0,1–2,9 · 3,0–3,5 · 3,6–4,5 · 4,6–5,0</w:t>
-            </w:r>
-          </w:p>
-        </w:tc>
-        <w:tc>
-          <w:tcPr>
-            <w:tcW w:type="dxa" w:w="3264"/>
-            <w:shd w:val="clear" w:fill="F5F7F5"/>
-            <w:shd w:val="clear" w:fill="F5F7F5"/>
-          </w:tcPr>
-          <w:p>
-            <w:r/>
-            <w:r>
-              <w:rPr>
-                <w:rFonts w:ascii="Calibri" w:hAnsi="Calibri"/>
-                <w:b w:val="0"/>
-                <w:color w:val="2B2B2B"/>
-                <w:sz w:val="20"/>
-              </w:rPr>
-              <w:t>____</w:t>
-            </w:r>
-          </w:p>
-        </w:tc>
-      </w:tr>
-    </w:tbl>
-    <w:p/>
+    <w:p>
+      <w:r>
+        <w:rPr>
+          <w:rFonts w:ascii="Calibri" w:hAnsi="Calibri"/>
+          <w:b/>
+          <w:color w:val="2B2B2B"/>
+          <w:sz w:val="22"/>
+        </w:rPr>
+        <w:t>Dominio del tema</w:t>
+      </w:r>
+      <w:r>
+        <w:rPr>
+          <w:rFonts w:ascii="Calibri" w:hAnsi="Calibri"/>
+          <w:b w:val="0"/>
+          <w:color w:val="2B2B2B"/>
+          <w:sz w:val="22"/>
+        </w:rPr>
+        <w:t xml:space="preserve"> — rodear:   0,1–2,9   ·   3,0–3,5   ·   3,6–4,5   ·   4,6–5,0   →   nota  ______</w:t>
+      </w:r>
+    </w:p>
+    <w:p>
+      <w:r>
+        <w:rPr>
+          <w:rFonts w:ascii="Calibri" w:hAnsi="Calibri"/>
+          <w:b/>
+          <w:color w:val="2B2B2B"/>
+          <w:sz w:val="22"/>
+        </w:rPr>
+        <w:t>Claridad</w:t>
+      </w:r>
+      <w:r>
+        <w:rPr>
+          <w:rFonts w:ascii="Calibri" w:hAnsi="Calibri"/>
+          <w:b w:val="0"/>
+          <w:color w:val="2B2B2B"/>
+          <w:sz w:val="22"/>
+        </w:rPr>
+        <w:t xml:space="preserve"> — rodear:   0,1–2,9   ·   3,0–3,5   ·   3,6–4,5   ·   4,6–5,0   →   nota  ______</w:t>
+      </w:r>
+    </w:p>
+    <w:p>
+      <w:r>
+        <w:rPr>
+          <w:rFonts w:ascii="Calibri" w:hAnsi="Calibri"/>
+          <w:b/>
+          <w:color w:val="2B2B2B"/>
+          <w:sz w:val="22"/>
+        </w:rPr>
+        <w:t>Coherencia del documento</w:t>
+      </w:r>
+      <w:r>
+        <w:rPr>
+          <w:rFonts w:ascii="Calibri" w:hAnsi="Calibri"/>
+          <w:b w:val="0"/>
+          <w:color w:val="2B2B2B"/>
+          <w:sz w:val="22"/>
+        </w:rPr>
+        <w:t xml:space="preserve"> — rodear:   0,1–2,9   ·   3,0–3,5   ·   3,6–4,5   ·   4,6–5,0   →   nota  ______</w:t>
+      </w:r>
+    </w:p>
+    <w:p>
+      <w:r>
+        <w:rPr>
+          <w:rFonts w:ascii="Calibri" w:hAnsi="Calibri"/>
+          <w:b/>
+          <w:color w:val="2B2B2B"/>
+          <w:sz w:val="22"/>
+        </w:rPr>
+        <w:t>Capacidad de defensa</w:t>
+      </w:r>
+      <w:r>
+        <w:rPr>
+          <w:rFonts w:ascii="Calibri" w:hAnsi="Calibri"/>
+          <w:b w:val="0"/>
+          <w:color w:val="2B2B2B"/>
+          <w:sz w:val="22"/>
+        </w:rPr>
+        <w:t xml:space="preserve"> — rodear:   0,1–2,9   ·   3,0–3,5   ·   3,6–4,5   ·   4,6–5,0   →   nota  ______</w:t>
+      </w:r>
+    </w:p>
+    <w:p>
+      <w:pPr>
+        <w:spacing w:before="200" w:after="60"/>
+      </w:pPr>
+      <w:r>
+        <w:rPr>
+          <w:rFonts w:ascii="Calibri" w:hAnsi="Calibri"/>
+          <w:b/>
+          <w:color w:val="007433"/>
+          <w:sz w:val="32"/>
+        </w:rPr>
+        <w:t>NOTA QUE REPORTO A LA MODERADORA:  __________</w:t>
+      </w:r>
+    </w:p>
+    <w:p>
+      <w:r>
+        <w:rPr>
+          <w:rFonts w:ascii="Calibri" w:hAnsi="Calibri"/>
+          <w:b w:val="0"/>
+          <w:color w:val="2B2B2B"/>
+          <w:sz w:val="22"/>
+        </w:rPr>
+        <w:t xml:space="preserve">Es </w:t>
+      </w:r>
+      <w:r>
+        <w:rPr>
+          <w:rFonts w:ascii="Calibri" w:hAnsi="Calibri"/>
+          <w:b/>
+          <w:color w:val="2B2B2B"/>
+          <w:sz w:val="22"/>
+        </w:rPr>
+        <w:t>una sola</w:t>
+      </w:r>
+      <w:r>
+        <w:rPr>
+          <w:rFonts w:ascii="Calibri" w:hAnsi="Calibri"/>
+          <w:b w:val="0"/>
+          <w:color w:val="2B2B2B"/>
+          <w:sz w:val="22"/>
+        </w:rPr>
+        <w:t xml:space="preserve"> nota, y es la única que queda en el acta. Regla: promedio simple de los cuatro criterios de arriba — el instructivo </w:t>
+      </w:r>
+      <w:r>
+        <w:rPr>
+          <w:rFonts w:ascii="Calibri" w:hAnsi="Calibri"/>
+          <w:b/>
+          <w:color w:val="2B2B2B"/>
+          <w:sz w:val="22"/>
+        </w:rPr>
+        <w:t>no publica ponderación entre ellos</w:t>
+      </w:r>
+      <w:r>
+        <w:rPr>
+          <w:rFonts w:ascii="Calibri" w:hAnsi="Calibri"/>
+          <w:b w:val="0"/>
+          <w:color w:val="2B2B2B"/>
+          <w:sz w:val="22"/>
+        </w:rPr>
+        <w:t xml:space="preserve"> (la de la p. 22, con pesos, califica otros seis criterios del informe escrito). Si la moderadora pide criterio por criterio, se leen los cuatro de arriba.</w:t>
+      </w:r>
+    </w:p>
     <w:p>
       <w:r>
         <w:rPr>
@@ -1446,7 +1331,7 @@
           <w:color w:val="2B2B2B"/>
           <w:sz w:val="22"/>
         </w:rPr>
-        <w:t>______________________________________________________________________________</w:t>
+        <w:t>______________________________________________________________________________________</w:t>
       </w:r>
     </w:p>
     <w:p>
@@ -1460,7 +1345,7 @@
           <w:color w:val="2B2B2B"/>
           <w:sz w:val="22"/>
         </w:rPr>
-        <w:t>______________________________________________________________________________</w:t>
+        <w:t>______________________________________________________________________________________</w:t>
       </w:r>
     </w:p>
     <w:p>
@@ -1474,7 +1359,7 @@
           <w:color w:val="2B2B2B"/>
           <w:sz w:val="22"/>
         </w:rPr>
-        <w:t>______________________________________________________________________________</w:t>
+        <w:t>______________________________________________________________________________________</w:t>
       </w:r>
     </w:p>
     <w:p>
@@ -1512,7 +1397,7 @@
           <w:color w:val="2B2B2B"/>
           <w:sz w:val="22"/>
         </w:rPr>
-        <w:t>Un 4,4 en un solo criterio bloquea la meritoria del grupo:</w:t>
+        <w:t>Meritoria</w:t>
       </w:r>
       <w:r>
         <w:rPr>
@@ -1521,7 +1406,43 @@
           <w:color w:val="2B2B2B"/>
           <w:sz w:val="22"/>
         </w:rPr>
-        <w:t xml:space="preserve"> si bajo de 4,5, tengo que poder decir la página.</w:t>
+        <w:t xml:space="preserve"> (instructivo p. 11): promedio de jurados ≥ 4,6 y &lt; 5,0, </w:t>
+      </w:r>
+      <w:r>
+        <w:rPr>
+          <w:rFonts w:ascii="Calibri" w:hAnsi="Calibri"/>
+          <w:b/>
+          <w:color w:val="2B2B2B"/>
+          <w:sz w:val="22"/>
+        </w:rPr>
+        <w:t>ninguna nota de jurado</w:t>
+      </w:r>
+      <w:r>
+        <w:rPr>
+          <w:rFonts w:ascii="Calibri" w:hAnsi="Calibri"/>
+          <w:b w:val="0"/>
+          <w:color w:val="2B2B2B"/>
+          <w:sz w:val="22"/>
+        </w:rPr>
+        <w:t xml:space="preserve"> inferior a 4,5, y la pide al menos un jurado. Los cuatro criterios de arriba son </w:t>
+      </w:r>
+      <w:r>
+        <w:rPr>
+          <w:rFonts w:ascii="Calibri" w:hAnsi="Calibri"/>
+          <w:b/>
+          <w:color w:val="2B2B2B"/>
+          <w:sz w:val="22"/>
+        </w:rPr>
+        <w:t>mi retícula interna</w:t>
+      </w:r>
+      <w:r>
+        <w:rPr>
+          <w:rFonts w:ascii="Calibri" w:hAnsi="Calibri"/>
+          <w:b w:val="0"/>
+          <w:color w:val="2B2B2B"/>
+          <w:sz w:val="22"/>
+        </w:rPr>
+        <w:t>, no notas que se reporten: si la que baja de 4,5 es mi nota única, tengo que poder decir la página.</w:t>
       </w:r>
     </w:p>
     <w:p>

--- a/Especializacion/Evaluaciones/2026-2/Fichas de evaluacion/06 - G-006 - Sistema web de licitaciones Agroindustrial Palma/2 - Hoja de respuestas.docx
+++ b/Especializacion/Evaluaciones/2026-2/Fichas de evaluacion/06 - G-006 - Sistema web de licitaciones Agroindustrial Palma/2 - Hoja de respuestas.docx
@@ -527,7 +527,7 @@
           <w:color w:val="2B2B2B"/>
           <w:sz w:val="22"/>
         </w:rPr>
-        <w:t xml:space="preserve"> (§7 de la ficha; se cumplen durante la exposición, no al final)</w:t>
+        <w:t xml:space="preserve"> (§8 de la ficha; se cumplen durante la exposición, no al final)</w:t>
       </w:r>
     </w:p>
     <w:p>
@@ -569,7 +569,7 @@
           <w:color w:val="007433"/>
           <w:sz w:val="32"/>
         </w:rPr>
-        <w:t>B · CONDICIONALES (§6 de la ficha) — marcar oyendo; cada marca elige la pregunta</w:t>
+        <w:t>B · CONDICIONALES (§7 de la ficha) — marcar oyendo; cada marca elige la pregunta</w:t>
       </w:r>
     </w:p>
     <w:p>
@@ -599,7 +599,7 @@
           <w:color w:val="2B2B2B"/>
           <w:sz w:val="22"/>
         </w:rPr>
-        <w:t>[ ] Si mostraron el sistema en vivo y explicaron el ranking sobre una licitación real → pedir la concordancia ranking-adjudicación</w:t>
+        <w:t>[ ] Si mostraron el sistema en vivo y explicaron el ranking sobre una licitación real → no leer la P1: pedir que señalen en pantalla la columna donde se califica Marca</w:t>
       </w:r>
     </w:p>
     <w:p>
@@ -613,7 +613,7 @@
           <w:color w:val="2B2B2B"/>
           <w:sz w:val="22"/>
         </w:rPr>
-        <w:t xml:space="preserve">[ ] Si solo mostraron capturas o un video → pedir que expliquen el motor de ponderación por dentro  </w:t>
+        <w:t xml:space="preserve">[ ] Si solo mostraron capturas o un video → P1 completa y pedir la vista de Análisis Detalle con el «Proveedor Sugerido» en pantalla  </w:t>
       </w:r>
       <w:r>
         <w:rPr>
@@ -636,7 +636,7 @@
           <w:color w:val="2B2B2B"/>
           <w:sz w:val="22"/>
         </w:rPr>
-        <w:t>[ ] Si presentaron la reducción del ciclo como «proyectada» (diap. 5) y no llevaron la Tabla 55 → P3</w:t>
+        <w:t>[ ] Si presentaron la reducción del ciclo como «proyectada» (diap. 5) y no llevaron la Tabla 55 → P2</w:t>
       </w:r>
     </w:p>
     <w:p>
@@ -701,7 +701,7 @@
           <w:color w:val="2B2B2B"/>
           <w:sz w:val="22"/>
         </w:rPr>
-        <w:t xml:space="preserve">[ ] Si dijeron que la madurez digital subió 53 % → P1, directa  </w:t>
+        <w:t xml:space="preserve">[ ] Si dijeron que la madurez digital subió 53 % → P3, directa  </w:t>
       </w:r>
       <w:r>
         <w:rPr>
@@ -724,7 +724,7 @@
           <w:color w:val="2B2B2B"/>
           <w:sz w:val="22"/>
         </w:rPr>
-        <w:t xml:space="preserve">[ ] Si dijeron que el sistema «elimina la subjetividad» de la adjudicación → P2  </w:t>
+        <w:t xml:space="preserve">[ ] Si dijeron que el sistema «elimina la subjetividad» de la adjudicación → R: concordancia sugerencia-adjudicación  </w:t>
       </w:r>
       <w:r>
         <w:rPr>
@@ -937,7 +937,7 @@
           <w:color w:val="2B2B2B"/>
           <w:sz w:val="22"/>
         </w:rPr>
-        <w:t>Pregunta 1 — Con qué instrumento midieron la madurez digital</w:t>
+        <w:t>Pregunta 1 — Dónde entra el 20 % de Marca en el puntaje</w:t>
       </w:r>
     </w:p>
     <w:p>
@@ -953,7 +953,7 @@
           <w:color w:val="2B2B2B"/>
           <w:sz w:val="21"/>
         </w:rPr>
-        <w:t>«Su cuarto objetivo pide medición comparativa de madurez digital, y en la página 76 declaran un instrumento de cinco dimensiones —automatización, integración, analítica, seguridad y gobernanza— en escala de 1 a 5, antes y después. Lo que reportan en la página 235 es la matriz ADKAR de adopción. ¿Con qué instrumento, cuándo y a quiénes midieron el 35 % de línea base?»</w:t>
+        <w:t>«Su Tabla 38 documenta el procedimiento que lista todas las calificaciones y el puntaje total, y devuelve cinco: precio, tiempo de entrega, plazo de pago, capacidad financiera y valor agregado. No existe CalifMarca; Marca solo viaja como MarcaOfertada, y en su tabla de pesos vale 20 %. ¿Dónde entra ese 20 % en el PuntajeTotal? Muéstrenmelo en pantalla o en el procedimiento. Si Marca no se califica hoy, díganlo con esas palabras.»</w:t>
       </w:r>
     </w:p>
     <w:p>
@@ -994,7 +994,7 @@
           <w:color w:val="2B2B2B"/>
           <w:sz w:val="22"/>
         </w:rPr>
-        <w:t>Pregunta 2 — Concordancia entre el ranking y la adjudicación</w:t>
+        <w:t>Pregunta 2 — Qué actividades suman las 32 horas</w:t>
       </w:r>
     </w:p>
     <w:p>
@@ -1010,7 +1010,7 @@
           <w:color w:val="2B2B2B"/>
           <w:sz w:val="21"/>
         </w:rPr>
-        <w:t>«El valor del proyecto está en el motor multicriterio que genera el ranking, y ustedes conservaron la decisión final en la Dirección Administrativa. En las 10 licitaciones ya ejecutadas, ¿en cuántas se adjudicó al proveedor sugerido por el sistema, y qué pasó en las que no?»</w:t>
+        <w:t>«Su Tabla 19, en las páginas 97 a 99, cronometra consolidar ofertas en 6 a 8 horas, comparar precios en 3 y la evaluación multicriterio en 2: once a trece horas. El párrafo que cierra esa observación declara 32 horas, y el Cuadro Comparativo de KPIs las cobra dos veces, en dos indicadores de 32. ¿Qué actividades cronometradas suman esas 32 horas? Dennos la lista. Si es una estimación de los funcionarios y no una medición, díganlo con esas palabras.»</w:t>
       </w:r>
     </w:p>
     <w:p>
@@ -1051,7 +1051,7 @@
           <w:color w:val="2B2B2B"/>
           <w:sz w:val="22"/>
         </w:rPr>
-        <w:t>Pregunta 3 — Las 32 horas contadas dos veces</w:t>
+        <w:t>Pregunta 3 — Qué instrumento produjo el 35 % de línea base</w:t>
       </w:r>
     </w:p>
     <w:p>
@@ -1067,7 +1067,7 @@
           <w:color w:val="2B2B2B"/>
           <w:sz w:val="21"/>
         </w:rPr>
-        <w:t>«La página 100 dice que consolidación y evaluación, juntas, tomaban unas 32 horas. La Tabla 55 de la página 233 abre dos indicadores y le asigna 32 horas a cada uno, los dos con una reducción del 98,4 %. ¿Son dos bloques distintos de tiempo o es el mismo bloque contado dos veces?»</w:t>
+        <w:t>«La página 76 declara un instrumento de madurez digital: cinco dimensiones, escala 1 a 5, evaluación antes y después. El gráfico del Índice de Madurez Digital dice que el 88 % se obtuvo después del UAT con los seis funcionarios. ¿Qué instrumento y en qué fecha produjeron la línea base del 35 %? Si es una valoración del equipo y no una medición aplicada, díganlo con esas palabras.»</w:t>
       </w:r>
     </w:p>
     <w:p>
@@ -1117,7 +1117,97 @@
           <w:color w:val="2B2B2B"/>
           <w:sz w:val="22"/>
         </w:rPr>
-        <w:t xml:space="preserve"> pruebas de seguridad y acta de aceptación · integración con ERP: ¿hecha o proyectada? · cómo se ponderan los criterios y quién los fija</w:t>
+        <w:t xml:space="preserve"> ¿a cuántos de los 10 sugeridos adjudicó la Dirección? </w:t>
+      </w:r>
+      <w:r>
+        <w:rPr>
+          <w:rFonts w:ascii="Calibri" w:hAnsi="Calibri"/>
+          <w:b/>
+          <w:color w:val="2B2B2B"/>
+          <w:sz w:val="22"/>
+        </w:rPr>
+        <w:t>(p. 226)</w:t>
+      </w:r>
+      <w:r>
+        <w:rPr>
+          <w:rFonts w:ascii="Calibri" w:hAnsi="Calibri"/>
+          <w:b w:val="0"/>
+          <w:color w:val="2B2B2B"/>
+          <w:sz w:val="22"/>
+        </w:rPr>
+        <w:t xml:space="preserve"> · el «Proveedor Sugerido» está definido dos veces: ¿cuál calcula hoy? </w:t>
+      </w:r>
+      <w:r>
+        <w:rPr>
+          <w:rFonts w:ascii="Calibri" w:hAnsi="Calibri"/>
+          <w:b/>
+          <w:color w:val="2B2B2B"/>
+          <w:sz w:val="22"/>
+        </w:rPr>
+        <w:t>(pp. 142, 217)</w:t>
+      </w:r>
+      <w:r>
+        <w:rPr>
+          <w:rFonts w:ascii="Calibri" w:hAnsi="Calibri"/>
+          <w:b w:val="0"/>
+          <w:color w:val="2B2B2B"/>
+          <w:sz w:val="22"/>
+        </w:rPr>
+        <w:t xml:space="preserve"> · ERP: ¿descarga manual de un archivo o integración? </w:t>
+      </w:r>
+      <w:r>
+        <w:rPr>
+          <w:rFonts w:ascii="Calibri" w:hAnsi="Calibri"/>
+          <w:b/>
+          <w:color w:val="2B2B2B"/>
+          <w:sz w:val="22"/>
+        </w:rPr>
+        <w:t>(pp. 28, 97, 176)</w:t>
+      </w:r>
+      <w:r>
+        <w:rPr>
+          <w:rFonts w:ascii="Calibri" w:hAnsi="Calibri"/>
+          <w:b w:val="0"/>
+          <w:color w:val="2B2B2B"/>
+          <w:sz w:val="22"/>
+        </w:rPr>
+        <w:t xml:space="preserve"> · acta de aceptación: quién firmó, con qué cargo y en qué fecha </w:t>
+      </w:r>
+      <w:r>
+        <w:rPr>
+          <w:rFonts w:ascii="Calibri" w:hAnsi="Calibri"/>
+          <w:b/>
+          <w:color w:val="2B2B2B"/>
+          <w:sz w:val="22"/>
+        </w:rPr>
+        <w:t>(pp. 73, 231)</w:t>
+      </w:r>
+      <w:r>
+        <w:rPr>
+          <w:rFonts w:ascii="Calibri" w:hAnsi="Calibri"/>
+          <w:b w:val="0"/>
+          <w:color w:val="2B2B2B"/>
+          <w:sz w:val="22"/>
+        </w:rPr>
+        <w:t xml:space="preserve"> · ¿qué prueba de seguridad se ejecutó? </w:t>
+      </w:r>
+      <w:r>
+        <w:rPr>
+          <w:rFonts w:ascii="Calibri" w:hAnsi="Calibri"/>
+          <w:b/>
+          <w:color w:val="2B2B2B"/>
+          <w:sz w:val="22"/>
+        </w:rPr>
+        <w:t>(pp. 68, 228)</w:t>
+      </w:r>
+      <w:r>
+        <w:rPr>
+          <w:rFonts w:ascii="Calibri" w:hAnsi="Calibri"/>
+          <w:b w:val="0"/>
+          <w:color w:val="2B2B2B"/>
+          <w:sz w:val="22"/>
+        </w:rPr>
+        <w:t xml:space="preserve"> — ⚠️ sin leer en voz alta las direcciones de la p. 192</w:t>
       </w:r>
     </w:p>
     <w:p>
@@ -1156,7 +1246,7 @@
           <w:color w:val="2B2B2B"/>
           <w:sz w:val="22"/>
         </w:rPr>
-        <w:t>Partida antes de oír (§7 de la ficha):</w:t>
+        <w:t>Partida antes de oír (§8 de la ficha):</w:t>
       </w:r>
       <w:r>
         <w:rPr>
@@ -1463,6 +1553,297 @@
           <w:sz w:val="22"/>
         </w:rPr>
         <w:t xml:space="preserve"> ✓ lo dijo · ✗ no lo dijo · ~ ambiguo · ! contradice el documento (p. __) · ☐ verificar después</w:t>
+      </w:r>
+    </w:p>
+    <w:p>
+      <w:pPr>
+        <w:spacing w:before="200" w:after="60"/>
+      </w:pPr>
+      <w:r>
+        <w:rPr>
+          <w:rFonts w:ascii="Calibri" w:hAnsi="Calibri"/>
+          <w:b/>
+          <w:color w:val="007433"/>
+          <w:sz w:val="32"/>
+        </w:rPr>
+        <w:t>E · FORMULARIO OFICIAL DEL JURADO — 5 criterios, escala 1–5</w:t>
+      </w:r>
+    </w:p>
+    <w:p>
+      <w:r>
+        <w:rPr>
+          <w:rFonts w:ascii="Calibri" w:hAnsi="Calibri"/>
+          <w:b w:val="0"/>
+          <w:color w:val="2B2B2B"/>
+          <w:sz w:val="22"/>
+        </w:rPr>
+        <w:t xml:space="preserve">Instrumento </w:t>
+      </w:r>
+      <w:r>
+        <w:rPr>
+          <w:rFonts w:ascii="Calibri" w:hAnsi="Calibri"/>
+          <w:b/>
+          <w:color w:val="2B2B2B"/>
+          <w:sz w:val="22"/>
+        </w:rPr>
+        <w:t>distinto</w:t>
+      </w:r>
+      <w:r>
+        <w:rPr>
+          <w:rFonts w:ascii="Calibri" w:hAnsi="Calibri"/>
+          <w:b w:val="0"/>
+          <w:color w:val="2B2B2B"/>
+          <w:sz w:val="22"/>
+        </w:rPr>
+        <w:t xml:space="preserve"> de los cuatro criterios de la §D: aquellos dan la </w:t>
+      </w:r>
+      <w:r>
+        <w:rPr>
+          <w:rFonts w:ascii="Calibri" w:hAnsi="Calibri"/>
+          <w:b/>
+          <w:color w:val="2B2B2B"/>
+          <w:sz w:val="22"/>
+        </w:rPr>
+        <w:t>nota del acta</w:t>
+      </w:r>
+      <w:r>
+        <w:rPr>
+          <w:rFonts w:ascii="Calibri" w:hAnsi="Calibri"/>
+          <w:b w:val="0"/>
+          <w:color w:val="2B2B2B"/>
+          <w:sz w:val="22"/>
+        </w:rPr>
+        <w:t xml:space="preserve">, estos cinco van al formulario de la Dirección y </w:t>
+      </w:r>
+      <w:r>
+        <w:rPr>
+          <w:rFonts w:ascii="Calibri" w:hAnsi="Calibri"/>
+          <w:b/>
+          <w:color w:val="2B2B2B"/>
+          <w:sz w:val="22"/>
+        </w:rPr>
+        <w:t>no son notas</w:t>
+      </w:r>
+      <w:r>
+        <w:rPr>
+          <w:rFonts w:ascii="Calibri" w:hAnsi="Calibri"/>
+          <w:b w:val="0"/>
+          <w:color w:val="2B2B2B"/>
+          <w:sz w:val="22"/>
+        </w:rPr>
+        <w:t xml:space="preserve">. Las cinco se responden con el documento, así que vienen </w:t>
+      </w:r>
+      <w:r>
+        <w:rPr>
+          <w:rFonts w:ascii="Calibri" w:hAnsi="Calibri"/>
+          <w:b/>
+          <w:color w:val="2B2B2B"/>
+          <w:sz w:val="22"/>
+        </w:rPr>
+        <w:t>precargadas</w:t>
+      </w:r>
+      <w:r>
+        <w:rPr>
+          <w:rFonts w:ascii="Calibri" w:hAnsi="Calibri"/>
+          <w:b w:val="0"/>
+          <w:color w:val="2B2B2B"/>
+          <w:sz w:val="22"/>
+        </w:rPr>
+        <w:t xml:space="preserve"> desde la §8.1 de la ficha, que trae la página que sostiene cada casilla. En sala solo se confirma; si la sustentación cambia una, se tacha y se rodea otra.</w:t>
+      </w:r>
+    </w:p>
+    <w:p>
+      <w:r>
+        <w:rPr>
+          <w:rFonts w:ascii="Calibri" w:hAnsi="Calibri"/>
+          <w:b/>
+          <w:color w:val="2B2B2B"/>
+          <w:sz w:val="22"/>
+        </w:rPr>
+        <w:t>1. Problemática y objetivos</w:t>
+      </w:r>
+      <w:r>
+        <w:rPr>
+          <w:rFonts w:ascii="Calibri" w:hAnsi="Calibri"/>
+          <w:b w:val="0"/>
+          <w:color w:val="2B2B2B"/>
+          <w:sz w:val="22"/>
+        </w:rPr>
+        <w:t xml:space="preserve"> — rodear:   1   ·   2   ·   3   ·   4   ·   5   →   precargado </w:t>
+      </w:r>
+      <w:r>
+        <w:rPr>
+          <w:rFonts w:ascii="Calibri" w:hAnsi="Calibri"/>
+          <w:b/>
+          <w:color w:val="2B2B2B"/>
+          <w:sz w:val="22"/>
+        </w:rPr>
+        <w:t>4</w:t>
+      </w:r>
+    </w:p>
+    <w:p>
+      <w:r>
+        <w:rPr>
+          <w:rFonts w:ascii="Calibri" w:hAnsi="Calibri"/>
+          <w:b/>
+          <w:color w:val="2B2B2B"/>
+          <w:sz w:val="22"/>
+        </w:rPr>
+        <w:t>2. Marco teórico y referentes</w:t>
+      </w:r>
+      <w:r>
+        <w:rPr>
+          <w:rFonts w:ascii="Calibri" w:hAnsi="Calibri"/>
+          <w:b w:val="0"/>
+          <w:color w:val="2B2B2B"/>
+          <w:sz w:val="22"/>
+        </w:rPr>
+        <w:t xml:space="preserve"> — rodear:   1   ·   2   ·   3   ·   4   ·   5   →   precargado </w:t>
+      </w:r>
+      <w:r>
+        <w:rPr>
+          <w:rFonts w:ascii="Calibri" w:hAnsi="Calibri"/>
+          <w:b/>
+          <w:color w:val="2B2B2B"/>
+          <w:sz w:val="22"/>
+        </w:rPr>
+        <w:t>3</w:t>
+      </w:r>
+    </w:p>
+    <w:p>
+      <w:r>
+        <w:rPr>
+          <w:rFonts w:ascii="Calibri" w:hAnsi="Calibri"/>
+          <w:b/>
+          <w:color w:val="2B2B2B"/>
+          <w:sz w:val="22"/>
+        </w:rPr>
+        <w:t>3. Metodología, muestra y diseño</w:t>
+      </w:r>
+      <w:r>
+        <w:rPr>
+          <w:rFonts w:ascii="Calibri" w:hAnsi="Calibri"/>
+          <w:b w:val="0"/>
+          <w:color w:val="2B2B2B"/>
+          <w:sz w:val="22"/>
+        </w:rPr>
+        <w:t xml:space="preserve"> — rodear:   1   ·   2   ·   3   ·   4   ·   5   →   precargado </w:t>
+      </w:r>
+      <w:r>
+        <w:rPr>
+          <w:rFonts w:ascii="Calibri" w:hAnsi="Calibri"/>
+          <w:b/>
+          <w:color w:val="2B2B2B"/>
+          <w:sz w:val="22"/>
+        </w:rPr>
+        <w:t>3</w:t>
+      </w:r>
+    </w:p>
+    <w:p>
+      <w:r>
+        <w:rPr>
+          <w:rFonts w:ascii="Calibri" w:hAnsi="Calibri"/>
+          <w:b/>
+          <w:color w:val="2B2B2B"/>
+          <w:sz w:val="22"/>
+        </w:rPr>
+        <w:t>4. Resultados y conclusiones</w:t>
+      </w:r>
+      <w:r>
+        <w:rPr>
+          <w:rFonts w:ascii="Calibri" w:hAnsi="Calibri"/>
+          <w:b w:val="0"/>
+          <w:color w:val="2B2B2B"/>
+          <w:sz w:val="22"/>
+        </w:rPr>
+        <w:t xml:space="preserve"> — rodear:   1   ·   2   ·   3   ·   4   ·   5   →   precargado </w:t>
+      </w:r>
+      <w:r>
+        <w:rPr>
+          <w:rFonts w:ascii="Calibri" w:hAnsi="Calibri"/>
+          <w:b/>
+          <w:color w:val="2B2B2B"/>
+          <w:sz w:val="22"/>
+        </w:rPr>
+        <w:t>4</w:t>
+      </w:r>
+    </w:p>
+    <w:p>
+      <w:r>
+        <w:rPr>
+          <w:rFonts w:ascii="Calibri" w:hAnsi="Calibri"/>
+          <w:b/>
+          <w:color w:val="2B2B2B"/>
+          <w:sz w:val="22"/>
+        </w:rPr>
+        <w:t>5. Pertinencia disciplinar</w:t>
+      </w:r>
+      <w:r>
+        <w:rPr>
+          <w:rFonts w:ascii="Calibri" w:hAnsi="Calibri"/>
+          <w:b w:val="0"/>
+          <w:color w:val="2B2B2B"/>
+          <w:sz w:val="22"/>
+        </w:rPr>
+        <w:t xml:space="preserve"> — rodear:   1   ·   2   ·   3   ·   4   ·   5   →   precargado </w:t>
+      </w:r>
+      <w:r>
+        <w:rPr>
+          <w:rFonts w:ascii="Calibri" w:hAnsi="Calibri"/>
+          <w:b/>
+          <w:color w:val="2B2B2B"/>
+          <w:sz w:val="22"/>
+        </w:rPr>
+        <w:t>5</w:t>
+      </w:r>
+    </w:p>
+    <w:p>
+      <w:r>
+        <w:rPr>
+          <w:rFonts w:ascii="Calibri" w:hAnsi="Calibri"/>
+          <w:b/>
+          <w:color w:val="2B2B2B"/>
+          <w:sz w:val="22"/>
+        </w:rPr>
+        <w:t>Suma:  ______ / 25</w:t>
+      </w:r>
+      <w:r>
+        <w:rPr>
+          <w:rFonts w:ascii="Calibri" w:hAnsi="Calibri"/>
+          <w:b w:val="0"/>
+          <w:color w:val="2B2B2B"/>
+          <w:sz w:val="22"/>
+        </w:rPr>
+        <w:t xml:space="preserve">   ·   precargada: </w:t>
+      </w:r>
+      <w:r>
+        <w:rPr>
+          <w:rFonts w:ascii="Calibri" w:hAnsi="Calibri"/>
+          <w:b/>
+          <w:color w:val="2B2B2B"/>
+          <w:sz w:val="22"/>
+        </w:rPr>
+        <w:t>19 / 25</w:t>
+      </w:r>
+    </w:p>
+    <w:p>
+      <w:r>
+        <w:rPr>
+          <w:rFonts w:ascii="Calibri" w:hAnsi="Calibri"/>
+          <w:b/>
+          <w:color w:val="2B2B2B"/>
+          <w:sz w:val="22"/>
+        </w:rPr>
+        <w:t>Si cambio una casilla, la razón en una línea</w:t>
+      </w:r>
+      <w:r>
+        <w:rPr>
+          <w:rFonts w:ascii="Calibri" w:hAnsi="Calibri"/>
+          <w:b w:val="0"/>
+          <w:color w:val="2B2B2B"/>
+          <w:sz w:val="22"/>
+        </w:rPr>
+        <w:t xml:space="preserve"> (la §8.1 trae el sustento del precargado):   ______________________________________________________</w:t>
       </w:r>
     </w:p>
     <w:sectPr>
